--- a/CLIMATE/comments_konstantina.docx
+++ b/CLIMATE/comments_konstantina.docx
@@ -1,6 +1,6 @@
 
 <file path=word/document.xml><?xml version="1.0" encoding="utf-8"?>
-<w:document xmlns:o="urn:schemas-microsoft-com:office:office" xmlns:r="http://schemas.openxmlformats.org/officeDocument/2006/relationships" xmlns:v="urn:schemas-microsoft-com:vml" xmlns:w="http://schemas.openxmlformats.org/wordprocessingml/2006/main" xmlns:w10="urn:schemas-microsoft-com:office:word" xmlns:wp="http://schemas.openxmlformats.org/drawingml/2006/wordprocessingDrawing" xmlns:wps="http://schemas.microsoft.com/office/word/2010/wordprocessingShape" xmlns:wpg="http://schemas.microsoft.com/office/word/2010/wordprocessingGroup" xmlns:mc="http://schemas.openxmlformats.org/markup-compatibility/2006" xmlns:wp14="http://schemas.microsoft.com/office/word/2010/wordprocessingDrawing" xmlns:w14="http://schemas.microsoft.com/office/word/2010/wordml" xmlns:w15="http://schemas.microsoft.com/office/word/2012/wordml" mc:Ignorable="w14 wp14 w15">
+<w:document xmlns:o="urn:schemas-microsoft-com:office:office" xmlns:r="http://schemas.openxmlformats.org/officeDocument/2006/relationships" xmlns:v="urn:schemas-microsoft-com:vml" xmlns:w="http://schemas.openxmlformats.org/wordprocessingml/2006/main" xmlns:w10="urn:schemas-microsoft-com:office:word" xmlns:wp="http://schemas.openxmlformats.org/drawingml/2006/wordprocessingDrawing" xmlns:pic="http://schemas.openxmlformats.org/drawingml/2006/picture" xmlns:wps="http://schemas.microsoft.com/office/word/2010/wordprocessingShape" xmlns:wpg="http://schemas.microsoft.com/office/word/2010/wordprocessingGroup" xmlns:mc="http://schemas.openxmlformats.org/markup-compatibility/2006" xmlns:wp14="http://schemas.microsoft.com/office/word/2010/wordprocessingDrawing" xmlns:w14="http://schemas.microsoft.com/office/word/2010/wordml" xmlns:w15="http://schemas.microsoft.com/office/word/2012/wordml" mc:Ignorable="w14 wp14 w15">
   <w:body>
     <w:p>
       <w:pPr>
@@ -427,7 +427,9 @@
         </w:rPr>
       </w:pPr>
       <w:r>
-        <w:rPr/>
+        <w:rPr>
+          <w:lang w:val="en-US"/>
+        </w:rPr>
       </w:r>
     </w:p>
     <w:p>
@@ -599,66 +601,11 @@
       </w:pPr>
       <w:r>
         <w:rPr/>
-        <w:t>Comment 4</w:t>
-      </w:r>
-    </w:p>
-    <w:p>
-      <w:pPr>
-        <w:pStyle w:val="Normal"/>
-        <w:jc w:val="both"/>
-        <w:rPr>
-          <w:lang w:val="en-US"/>
-        </w:rPr>
-      </w:pPr>
-      <w:r>
-        <w:rPr>
-          <w:lang w:val="en-US"/>
-        </w:rPr>
-        <w:t>In this manuscript the authors used an automated Genetic Algorithm GENCLASS to read the data set and process this 30 column data from Visual Crossing dated across 1995 to 2025, which looks like black box optimization. However, without explicit linkage between weather parameters and the Genetic Algorithm fitness function, the scientific meaning of the results is unclear.  Genetic algorithms require a representation of the problem. For weather data, this means each chromosome encodes a subset of parameters (temperature, humidity, rainfall, etc.) or transformations of them.  It needs to be clearly established.</w:t>
-      </w:r>
-    </w:p>
-    <w:p>
-      <w:pPr>
-        <w:pStyle w:val="Heading2"/>
-        <w:numPr>
-          <w:ilvl w:val="1"/>
-          <w:numId w:val="1"/>
-        </w:numPr>
-        <w:rPr/>
-      </w:pPr>
-      <w:r>
-        <w:rPr/>
-        <w:t xml:space="preserve">Response </w:t>
-      </w:r>
-    </w:p>
-    <w:p>
-      <w:pPr>
-        <w:pStyle w:val="BodyText"/>
-        <w:rPr>
-          <w:b/>
-          <w:bCs/>
-        </w:rPr>
-      </w:pPr>
-      <w:r>
-        <w:rPr>
-          <w:b/>
-          <w:bCs/>
-        </w:rPr>
-        <w:t>(…. GIANNIS ...)</w:t>
-      </w:r>
-    </w:p>
-    <w:p>
-      <w:pPr>
-        <w:pStyle w:val="Heading2"/>
-        <w:numPr>
-          <w:ilvl w:val="1"/>
-          <w:numId w:val="1"/>
-        </w:numPr>
-        <w:rPr/>
-      </w:pPr>
-      <w:r>
-        <w:rPr/>
-        <w:t>Comment 5</w:t>
+        <w:t xml:space="preserve">Comment </w:t>
+      </w:r>
+      <w:r>
+        <w:rPr/>
+        <w:t>4</w:t>
       </w:r>
     </w:p>
     <w:p>
@@ -674,7 +621,7 @@
         <w:rPr>
           <w:lang w:val="en-US"/>
         </w:rPr>
-        <w:t>The missing link is how GENCLASS defines “fitness.” Is it predicting a target variable (e.g., temperature anomaly, rainfall deviation)? Is it clustering weather regimes? Its definition would necessarily be of help to readers.</w:t>
+        <w:t>The author should provide, a clear description of how weather variables are encoded into chromosomes.</w:t>
       </w:r>
     </w:p>
     <w:p>
@@ -694,17 +641,24 @@
     <w:p>
       <w:pPr>
         <w:pStyle w:val="BodyText"/>
-        <w:rPr>
-          <w:b/>
-          <w:bCs/>
-        </w:rPr>
-      </w:pPr>
-      <w:r>
-        <w:rPr>
-          <w:b/>
-          <w:bCs/>
-        </w:rPr>
-        <w:t>(….GIANNIS….)</w:t>
+        <w:jc w:val="both"/>
+        <w:rPr>
+          <w:lang w:val="en-US" w:eastAsia="zh-CN" w:bidi="hi-IN"/>
+        </w:rPr>
+      </w:pPr>
+      <w:r>
+        <w:rPr>
+          <w:lang w:val="en-US" w:eastAsia="zh-CN" w:bidi="hi-IN"/>
+        </w:rPr>
+        <w:t>The climate data are defined in Table 2 of the manuscript. Each  row is a distinct weather variable which is encoded as the variables x1,x2,….,x30 of the GenClass method.  The Grammatical Evolution procedure constructs classification problems using the BNF grammar of Figure 4, where the constant  D for the X variables of this grammar is set to D=30. Also, the following text has been added before Table 4:</w:t>
+      </w:r>
+      <w:r>
+        <w:rPr>
+          <w:i/>
+          <w:iCs/>
+          <w:lang w:val="en-US" w:eastAsia="zh-CN" w:bidi="hi-IN"/>
+        </w:rPr>
+        <w:t xml:space="preserve"> “ In this grammar the constant $D$ has the value $D=30$ since the number of features for the used data is set 30, as shown in Table \ref{tab:Table-2-structure-columns}. For example, the variable X2 encodes the minimum temperature etc.”</w:t>
       </w:r>
     </w:p>
     <w:p>
@@ -718,7 +672,11 @@
       </w:pPr>
       <w:r>
         <w:rPr/>
-        <w:t>Comment 6</w:t>
+        <w:t xml:space="preserve">Comment </w:t>
+      </w:r>
+      <w:r>
+        <w:rPr/>
+        <w:t>5</w:t>
       </w:r>
     </w:p>
     <w:p>
@@ -734,7 +692,7 @@
         <w:rPr>
           <w:lang w:val="en-US"/>
         </w:rPr>
-        <w:t>The author should provide, a clear description of how weather variables are encoded into chromosomes.</w:t>
+        <w:t>The author should provide the definition of the fitness function and why it is appropriate for climate data.</w:t>
       </w:r>
     </w:p>
     <w:p>
@@ -753,46 +711,16 @@
     </w:p>
     <w:p>
       <w:pPr>
-        <w:pStyle w:val="Heading2"/>
-        <w:numPr>
-          <w:ilvl w:val="1"/>
-          <w:numId w:val="1"/>
-        </w:numPr>
-        <w:rPr/>
-      </w:pPr>
-      <w:r>
-        <w:rPr/>
-        <w:t>Comment 7</w:t>
-      </w:r>
-    </w:p>
-    <w:p>
-      <w:pPr>
-        <w:pStyle w:val="Normal"/>
-        <w:spacing w:before="0" w:after="283"/>
-        <w:jc w:val="both"/>
-        <w:rPr>
-          <w:lang w:val="en-US"/>
-        </w:rPr>
-      </w:pPr>
-      <w:r>
-        <w:rPr>
-          <w:lang w:val="en-US"/>
-        </w:rPr>
-        <w:t>The author should provide the definition of the fitness function and why it is appropriate for climate data.</w:t>
-      </w:r>
-    </w:p>
-    <w:p>
-      <w:pPr>
-        <w:pStyle w:val="Heading2"/>
-        <w:numPr>
-          <w:ilvl w:val="1"/>
-          <w:numId w:val="1"/>
-        </w:numPr>
-        <w:rPr/>
-      </w:pPr>
-      <w:r>
-        <w:rPr/>
-        <w:t xml:space="preserve">Response </w:t>
+        <w:pStyle w:val="BodyText"/>
+        <w:rPr>
+          <w:lang w:val="en-US" w:eastAsia="zh-CN" w:bidi="hi-IN"/>
+        </w:rPr>
+      </w:pPr>
+      <w:r>
+        <w:rPr>
+          <w:lang w:val="en-US" w:eastAsia="zh-CN" w:bidi="hi-IN"/>
+        </w:rPr>
+        <w:t>The associated fitness value is denoted with Equation 1 of the manuscript.  In practice the fitness function is the mean classification error  for each pattern in the training set. The method constructs a classification program for each chromosome and this program is evaluated on every pattern of the training set. The squared sum of differences between the calculated class and the real class is the final value for the fitness.</w:t>
       </w:r>
     </w:p>
     <w:p>
@@ -804,11 +732,7 @@
         </w:rPr>
       </w:pPr>
       <w:r>
-        <w:rPr>
-          <w:b/>
-          <w:bCs/>
-        </w:rPr>
-        <w:t>(…..GIANNIS…..)</w:t>
+        <w:rPr/>
       </w:r>
     </w:p>
     <w:p>
@@ -822,7 +746,11 @@
       </w:pPr>
       <w:r>
         <w:rPr/>
-        <w:t>Comment 8</w:t>
+        <w:t xml:space="preserve">Comment </w:t>
+      </w:r>
+      <w:r>
+        <w:rPr/>
+        <w:t>6</w:t>
       </w:r>
     </w:p>
     <w:p>
@@ -849,7 +777,9 @@
         </w:rPr>
       </w:pPr>
       <w:r>
-        <w:rPr/>
+        <w:rPr>
+          <w:lang w:val="en-US"/>
+        </w:rPr>
       </w:r>
     </w:p>
     <w:p>
@@ -869,50 +799,70 @@
     <w:p>
       <w:pPr>
         <w:pStyle w:val="BodyText"/>
-        <w:rPr/>
-      </w:pPr>
-      <w:r>
-        <w:rPr/>
+        <w:rPr>
+          <w:lang w:val="en-US" w:eastAsia="zh-CN" w:bidi="hi-IN"/>
+        </w:rPr>
+      </w:pPr>
+      <w:r>
+        <w:rPr>
+          <w:lang w:val="en-US" w:eastAsia="zh-CN" w:bidi="hi-IN"/>
+        </w:rPr>
         <w:t>We have added three more methods in the list of used machine learning techniques:</w:t>
       </w:r>
     </w:p>
     <w:p>
       <w:pPr>
         <w:pStyle w:val="BodyText"/>
-        <w:rPr/>
-      </w:pPr>
-      <w:r>
-        <w:rPr/>
+        <w:rPr>
+          <w:lang w:val="en-US" w:eastAsia="zh-CN" w:bidi="hi-IN"/>
+        </w:rPr>
+      </w:pPr>
+      <w:r>
+        <w:rPr>
+          <w:lang w:val="en-US" w:eastAsia="zh-CN" w:bidi="hi-IN"/>
+        </w:rPr>
         <w:t>1) A gradient boosting method.</w:t>
       </w:r>
     </w:p>
     <w:p>
       <w:pPr>
         <w:pStyle w:val="BodyText"/>
-        <w:rPr/>
-      </w:pPr>
-      <w:r>
-        <w:rPr/>
+        <w:rPr>
+          <w:lang w:val="en-US" w:eastAsia="zh-CN" w:bidi="hi-IN"/>
+        </w:rPr>
+      </w:pPr>
+      <w:r>
+        <w:rPr>
+          <w:lang w:val="en-US" w:eastAsia="zh-CN" w:bidi="hi-IN"/>
+        </w:rPr>
         <w:t>2) A bayssian optimizer used to train a neural network.</w:t>
       </w:r>
     </w:p>
     <w:p>
       <w:pPr>
         <w:pStyle w:val="BodyText"/>
-        <w:rPr/>
-      </w:pPr>
-      <w:r>
-        <w:rPr/>
+        <w:rPr>
+          <w:lang w:val="en-US" w:eastAsia="zh-CN" w:bidi="hi-IN"/>
+        </w:rPr>
+      </w:pPr>
+      <w:r>
+        <w:rPr>
+          <w:lang w:val="en-US" w:eastAsia="zh-CN" w:bidi="hi-IN"/>
+        </w:rPr>
         <w:t>3) A deep neural network trained with the AdaGrad method.</w:t>
       </w:r>
     </w:p>
     <w:p>
       <w:pPr>
         <w:pStyle w:val="BodyText"/>
-        <w:rPr/>
-      </w:pPr>
-      <w:r>
-        <w:rPr/>
+        <w:rPr>
+          <w:lang w:val="en-US" w:eastAsia="zh-CN" w:bidi="hi-IN"/>
+        </w:rPr>
+      </w:pPr>
+      <w:r>
+        <w:rPr>
+          <w:lang w:val="en-US" w:eastAsia="zh-CN" w:bidi="hi-IN"/>
+        </w:rPr>
         <w:t>Also, the statistical comparison has beed expanded to include the new methods.</w:t>
       </w:r>
       <w:r>
@@ -972,11 +922,7 @@
       </w:pPr>
       <w:r>
         <w:rPr/>
-        <w:t xml:space="preserve">Comment </w:t>
-      </w:r>
-      <w:r>
-        <w:rPr/>
-        <w:t>1</w:t>
+        <w:t>Comment 1</w:t>
       </w:r>
     </w:p>
     <w:p>
@@ -1073,14 +1019,60 @@
       <w:pPr>
         <w:pStyle w:val="BodyText"/>
         <w:rPr>
-          <w:b/>
-        </w:rPr>
-      </w:pPr>
-      <w:r>
-        <w:rPr>
-          <w:b/>
-        </w:rPr>
-        <w:t>2.3 The Dataset Description</w:t>
+          <w:i w:val="false"/>
+          <w:i w:val="false"/>
+          <w:iCs w:val="false"/>
+        </w:rPr>
+      </w:pPr>
+      <w:r>
+        <w:rPr/>
+        <w:t xml:space="preserve">1) We have added the following text in subsecton 2.3 </w:t>
+      </w:r>
+      <w:r>
+        <w:rPr>
+          <w:rFonts w:cs="Times New Roman" w:ascii="Times New Roman" w:hAnsi="Times New Roman"/>
+          <w:i/>
+          <w:iCs/>
+          <w:shd w:fill="auto" w:val="clear"/>
+          <w:lang w:val="en-US"/>
+        </w:rPr>
+        <w:t>“The formulation of the problem may appear simplified through the use of a binary classification scheme however, this choice is directly aligned with the central issues of climate change, particularly global temperature increase. In recent years, major environmental institutions and international climate agreements (as discussed in 1. Introduction) have repeatedly emphasized the critical need for countries to limit global warming and prevent the mean temperature rise from exceeding 1.5°C. Therefore, adopting a binary classification framework is intentional and scientifically meaningful. While a difference of one degree may seem small from a numerical perspective, it represents a substantial and highly consequential threshold for planetary sustainability. In this context, the classification captures a climate</w:t>
+        <w:noBreakHyphen/>
+        <w:t>critical distinction rather than a trivial fluctuation.”</w:t>
+      </w:r>
+    </w:p>
+    <w:p>
+      <w:pPr>
+        <w:pStyle w:val="BodyText"/>
+        <w:rPr>
+          <w:rFonts w:ascii="Times New Roman" w:hAnsi="Times New Roman" w:cs="Times New Roman"/>
+          <w:i w:val="false"/>
+          <w:i w:val="false"/>
+          <w:iCs w:val="false"/>
+          <w:highlight w:val="none"/>
+          <w:shd w:fill="auto" w:val="clear"/>
+          <w:lang w:val="en-US"/>
+        </w:rPr>
+      </w:pPr>
+      <w:r>
+        <w:rPr>
+          <w:rFonts w:cs="Times New Roman" w:ascii="Times New Roman" w:hAnsi="Times New Roman"/>
+          <w:i w:val="false"/>
+          <w:iCs w:val="false"/>
+          <w:shd w:fill="auto" w:val="clear"/>
+          <w:lang w:val="en-US"/>
+        </w:rPr>
+        <w:t xml:space="preserve">2) We have added the following text at the end of subsection 2.3 </w:t>
+      </w:r>
+      <w:r>
+        <w:rPr>
+          <w:rFonts w:cs="Times New Roman" w:ascii="Times New Roman" w:hAnsi="Times New Roman"/>
+          <w:i/>
+          <w:iCs/>
+          <w:shd w:fill="auto" w:val="clear"/>
+          <w:lang w:val="en-US"/>
+        </w:rPr>
+        <w:t>“Finally, we note that regarding temporal leakage, we clarify that the class labels were generated manually using historical temperature data only, and no future information was used at any stage of preprocessing. At the same time, we note in the final part of conclusions section the relevant limitations concerning the need for time - series - aware evaluation strategies.”</w:t>
       </w:r>
     </w:p>
     <w:p>
@@ -1089,66 +1081,6 @@
         <w:spacing w:before="0" w:after="0"/>
         <w:jc w:val="both"/>
         <w:rPr>
-          <w:lang w:val="en-US"/>
-        </w:rPr>
-      </w:pPr>
-      <w:r>
-        <w:rPr>
-          <w:lang w:val="en-US"/>
-        </w:rPr>
-        <w:t xml:space="preserve">We add after this: </w:t>
-      </w:r>
-    </w:p>
-    <w:p>
-      <w:pPr>
-        <w:pStyle w:val="BodyText"/>
-        <w:spacing w:before="0" w:after="0"/>
-        <w:jc w:val="both"/>
-        <w:rPr>
-          <w:highlight w:val="lightGray"/>
-          <w:lang w:val="en-US"/>
-        </w:rPr>
-      </w:pPr>
-      <w:r>
-        <w:rPr>
-          <w:highlight w:val="lightGray"/>
-          <w:lang w:val="en-US"/>
-        </w:rPr>
-        <w:t>Temperatures that were either lower or higher by up to 1 Celsius relative to this baseline were assigned</w:t>
-      </w:r>
-    </w:p>
-    <w:p>
-      <w:pPr>
-        <w:pStyle w:val="BodyText"/>
-        <w:spacing w:before="0" w:after="0"/>
-        <w:jc w:val="both"/>
-        <w:rPr>
-          <w:lang w:val="en-US"/>
-        </w:rPr>
-      </w:pPr>
-      <w:r>
-        <w:rPr>
-          <w:highlight w:val="lightGray"/>
-          <w:lang w:val="en-US"/>
-        </w:rPr>
-        <w:t>to Class 0, whereas temperatures exceeding the baseline by more than 1.1 were assigned to Class 1 table 4.</w:t>
-      </w:r>
-    </w:p>
-    <w:p>
-      <w:pPr>
-        <w:pStyle w:val="BodyText"/>
-        <w:rPr/>
-      </w:pPr>
-      <w:r>
-        <w:rPr/>
-      </w:r>
-    </w:p>
-    <w:p>
-      <w:pPr>
-        <w:pStyle w:val="BodyText"/>
-        <w:spacing w:before="0" w:after="0"/>
-        <w:jc w:val="both"/>
-        <w:rPr>
           <w:rFonts w:ascii="Times New Roman" w:hAnsi="Times New Roman" w:cs="Times New Roman"/>
           <w:highlight w:val="yellow"/>
           <w:lang w:val="en-US"/>
@@ -1160,185 +1092,380 @@
           <w:highlight w:val="yellow"/>
           <w:lang w:val="en-US"/>
         </w:rPr>
+      </w:r>
+    </w:p>
+    <w:p>
+      <w:pPr>
+        <w:pStyle w:val="Heading2"/>
+        <w:numPr>
+          <w:ilvl w:val="1"/>
+          <w:numId w:val="1"/>
+        </w:numPr>
+        <w:rPr/>
+      </w:pPr>
+      <w:r>
+        <w:rPr/>
+        <w:t xml:space="preserve">Comment 2 </w:t>
+      </w:r>
+    </w:p>
+    <w:p>
+      <w:pPr>
+        <w:pStyle w:val="BodyText"/>
+        <w:jc w:val="both"/>
+        <w:rPr>
+          <w:lang w:val="en-US"/>
+        </w:rPr>
+      </w:pPr>
+      <w:r>
+        <w:rPr>
+          <w:lang w:val="en-US"/>
+        </w:rPr>
+        <w:t> </w:t>
+      </w:r>
+      <w:r>
+        <w:rPr>
+          <w:lang w:val="en-US"/>
+        </w:rPr>
+        <w:t>Overall, the study is properly designed and scientifically credible, with strong experimental organization and meaningful validation procedures. Nevertheless, strengthening the temporal evaluation protocol and expanding the benchmarking against modern climate-AI methods would further improve the methodological rigor and impact of the work. </w:t>
+      </w:r>
+    </w:p>
+    <w:p>
+      <w:pPr>
+        <w:pStyle w:val="Heading2"/>
+        <w:numPr>
+          <w:ilvl w:val="1"/>
+          <w:numId w:val="1"/>
+        </w:numPr>
+        <w:rPr/>
+      </w:pPr>
+      <w:r>
+        <w:rPr/>
+        <w:t>Response</w:t>
+      </w:r>
+    </w:p>
+    <w:p>
+      <w:pPr>
+        <w:pStyle w:val="Normal"/>
+        <w:numPr>
+          <w:ilvl w:val="1"/>
+          <w:numId w:val="1"/>
+        </w:numPr>
+        <w:rPr/>
+      </w:pPr>
+      <w:r>
+        <w:rPr/>
+      </w:r>
+    </w:p>
+    <w:p>
+      <w:pPr>
+        <w:pStyle w:val="BodyText"/>
+        <w:rPr/>
+      </w:pPr>
+      <w:r>
+        <w:rPr/>
+        <w:t>We have added three more methods in the list of used machine learning techniques:</w:t>
+      </w:r>
+    </w:p>
+    <w:p>
+      <w:pPr>
+        <w:pStyle w:val="BodyText"/>
+        <w:rPr/>
+      </w:pPr>
+      <w:r>
+        <w:rPr/>
+        <w:t>1) A gradient boosting method.</w:t>
+      </w:r>
+    </w:p>
+    <w:p>
+      <w:pPr>
+        <w:pStyle w:val="BodyText"/>
+        <w:rPr/>
+      </w:pPr>
+      <w:r>
+        <w:rPr/>
+        <w:t>2) A bayssian optimizer used to train a neural network.</w:t>
+      </w:r>
+    </w:p>
+    <w:p>
+      <w:pPr>
+        <w:pStyle w:val="BodyText"/>
+        <w:rPr/>
+      </w:pPr>
+      <w:r>
+        <w:rPr/>
+        <w:t>3) A deep neural network trained with the AdaGrad method.</w:t>
+      </w:r>
+    </w:p>
+    <w:p>
+      <w:pPr>
+        <w:pStyle w:val="BodyText"/>
+        <w:rPr/>
+      </w:pPr>
+      <w:r>
+        <w:rPr/>
+        <w:t>Also, the statistical comparison has beed expanded to include the new methods.</w:t>
+      </w:r>
+      <w:r>
+        <w:br w:type="page"/>
+      </w:r>
+    </w:p>
+    <w:p>
+      <w:pPr>
+        <w:pStyle w:val="BodyText"/>
+        <w:spacing w:before="0" w:after="140"/>
+        <w:rPr/>
+      </w:pPr>
+      <w:r>
+        <w:rPr/>
+      </w:r>
+    </w:p>
+    <w:p>
+      <w:pPr>
+        <w:pStyle w:val="BodyText"/>
+        <w:rPr/>
+      </w:pPr>
+      <w:r>
+        <w:rPr/>
+      </w:r>
+    </w:p>
+    <w:p>
+      <w:pPr>
+        <w:pStyle w:val="Heading1"/>
+        <w:numPr>
+          <w:ilvl w:val="0"/>
+          <w:numId w:val="1"/>
+        </w:numPr>
+        <w:rPr/>
+      </w:pPr>
+      <w:r>
+        <w:rPr/>
+        <w:t>Reviewer 3</w:t>
+      </w:r>
+    </w:p>
+    <w:p>
+      <w:pPr>
+        <w:pStyle w:val="Heading2"/>
+        <w:numPr>
+          <w:ilvl w:val="1"/>
+          <w:numId w:val="1"/>
+        </w:numPr>
+        <w:rPr/>
+      </w:pPr>
+      <w:r>
+        <w:rPr/>
+      </w:r>
+    </w:p>
+    <w:p>
+      <w:pPr>
+        <w:pStyle w:val="Heading2"/>
+        <w:numPr>
+          <w:ilvl w:val="1"/>
+          <w:numId w:val="1"/>
+        </w:numPr>
+        <w:rPr/>
+      </w:pPr>
+      <w:r>
+        <w:rPr/>
+        <w:t xml:space="preserve">Comment </w:t>
+      </w:r>
+      <w:r>
+        <w:rPr/>
+        <w:t>1</w:t>
+      </w:r>
+    </w:p>
+    <w:p>
+      <w:pPr>
+        <w:pStyle w:val="BodyText"/>
+        <w:jc w:val="both"/>
+        <w:rPr>
+          <w:lang w:val="en-US"/>
+        </w:rPr>
+      </w:pPr>
+      <w:r>
+        <w:rPr>
+          <w:lang w:val="en-US"/>
+        </w:rPr>
+        <w:t>However, the connection between the climate-change motivation and the specific temperature-classification framework could be strengthened further. In particular, a more detailed discussion of previous climate prediction and climate classification studies would help position the proposed methodology within the existing literature. Additionally, the rationale linking the selected temperature classes to climate-change assessment could be explained more clearly.</w:t>
+      </w:r>
+    </w:p>
+    <w:p>
+      <w:pPr>
+        <w:pStyle w:val="Heading2"/>
+        <w:numPr>
+          <w:ilvl w:val="1"/>
+          <w:numId w:val="1"/>
+        </w:numPr>
+        <w:rPr/>
+      </w:pPr>
+      <w:r>
+        <w:rPr/>
+        <w:t xml:space="preserve">Response </w:t>
+      </w:r>
+    </w:p>
+    <w:p>
+      <w:pPr>
+        <w:pStyle w:val="BodyText"/>
+        <w:rPr>
+          <w:lang w:val="en-US" w:eastAsia="zh-CN" w:bidi="hi-IN"/>
+        </w:rPr>
+      </w:pPr>
+      <w:r>
+        <w:rPr>
+          <w:lang w:val="en-US" w:eastAsia="zh-CN" w:bidi="hi-IN"/>
+        </w:rPr>
+        <w:t xml:space="preserve">The following content has been added in Introduction: </w:t>
+      </w:r>
+      <w:r>
+        <w:rPr>
+          <w:i/>
+          <w:iCs/>
+          <w:lang w:val="en-US" w:eastAsia="zh-CN" w:bidi="hi-IN"/>
+        </w:rPr>
+        <w:t>“The motivation for this research stems from the well- established fact that climate change affects the sustainability of our planet through its harmful impacts and the intensification of natural-disaster phenomena, as discussed in the studies referenced above. Beyond this, our objective was twofold: first, to examine the progression of climate change through direct statistical analysis, and second, to assess the current stage relative to internationally established climate targets and present our findings accordingly.</w:t>
+      </w:r>
+    </w:p>
+    <w:p>
+      <w:pPr>
+        <w:pStyle w:val="BodyText"/>
+        <w:rPr>
+          <w:i/>
+          <w:i/>
+          <w:iCs/>
+          <w:lang w:val="en-US" w:eastAsia="zh-CN" w:bidi="hi-IN"/>
+        </w:rPr>
+      </w:pPr>
+      <w:r>
+        <w:rPr>
+          <w:i/>
+          <w:iCs/>
+          <w:lang w:val="en-US" w:eastAsia="zh-CN" w:bidi="hi-IN"/>
+        </w:rPr>
+        <w:t>The most effective and comprehensible way to achieve this was to begin with a separate statistical analysis for each region of interest, which formed the basis for defining the two temperature-increase classes. The definition of these two classes serves a dual purpose: on the one hand, it balances the dataset, and on the other, it aligns with the climate thresholds set by international environmental institutions.”</w:t>
+      </w:r>
+    </w:p>
+    <w:p>
+      <w:pPr>
+        <w:pStyle w:val="Heading2"/>
+        <w:numPr>
+          <w:ilvl w:val="1"/>
+          <w:numId w:val="1"/>
+        </w:numPr>
+        <w:rPr/>
+      </w:pPr>
+      <w:r>
+        <w:rPr/>
+        <w:t xml:space="preserve">Comment </w:t>
+      </w:r>
+      <w:r>
+        <w:rPr/>
+        <w:t>2</w:t>
+      </w:r>
+    </w:p>
+    <w:p>
+      <w:pPr>
+        <w:pStyle w:val="BodyText"/>
+        <w:jc w:val="both"/>
+        <w:rPr>
+          <w:lang w:val="en-US"/>
+        </w:rPr>
+      </w:pPr>
+      <w:r>
+        <w:rPr>
+          <w:lang w:val="en-US"/>
+        </w:rPr>
+        <w:t>Nevertheless, additional clarification regarding the validation strategy is required. Since the dataset consists of time-dependent climate observations, it is important to explain whether the evaluation procedure preserves the temporal structure of the data. The authors should discuss the potential impact of temporal dependencies on the reported performance and provide additional justification for the chosen validation methodology.</w:t>
+      </w:r>
+    </w:p>
+    <w:p>
+      <w:pPr>
+        <w:pStyle w:val="Heading2"/>
+        <w:numPr>
+          <w:ilvl w:val="1"/>
+          <w:numId w:val="1"/>
+        </w:numPr>
+        <w:rPr/>
+      </w:pPr>
+      <w:r>
+        <w:rPr/>
+        <w:t xml:space="preserve">Response </w:t>
+      </w:r>
+    </w:p>
+    <w:p>
+      <w:pPr>
+        <w:pStyle w:val="BodyText"/>
+        <w:rPr>
+          <w:lang w:val="en-US" w:eastAsia="zh-CN" w:bidi="hi-IN"/>
+        </w:rPr>
+      </w:pPr>
+      <w:r>
+        <w:rPr>
+          <w:lang w:val="en-US" w:eastAsia="zh-CN" w:bidi="hi-IN"/>
+        </w:rPr>
+        <w:t xml:space="preserve">The following content has been added in Section 3 (Results): </w:t>
+      </w:r>
+      <w:r>
+        <w:rPr>
+          <w:i/>
+          <w:iCs/>
+          <w:lang w:val="en-US" w:eastAsia="zh-CN" w:bidi="hi-IN"/>
+        </w:rPr>
+        <w:t>“At this point, before proceeding to the detailed description, we outline clarifications concerning the validation strategy of the results.  The validation process begins with the use of historical, day by day climate observations from 1995 to 2025. Each time step corresponds to a single day, and the class label (0 or 1) was assigned solely on the basis of each day mean temperature. This ensures that the class procedure relies strictly on past information, and therefore no temporal leakage occurs during preprocessing.</w:t>
+      </w:r>
+    </w:p>
+    <w:p>
+      <w:pPr>
+        <w:pStyle w:val="BodyText"/>
+        <w:rPr>
+          <w:i/>
+          <w:i/>
+          <w:iCs/>
+          <w:lang w:val="en-US" w:eastAsia="zh-CN" w:bidi="hi-IN"/>
+        </w:rPr>
+      </w:pPr>
+      <w:r>
+        <w:rPr>
+          <w:i/>
+          <w:iCs/>
+          <w:lang w:val="en-US" w:eastAsia="zh-CN" w:bidi="hi-IN"/>
+        </w:rPr>
+        <w:t>Subsequently, the defined classes were validated using machine learning algorithms and the GENCLASS evolutionary framework. Nevertheless, as also noted Conclusions section, we acknowledge that random cross validation does not explicitly preserve temporal ordering and may introduce limitations when dealing with time dependent climate data. For this reason, we explicitly highlight the need for time-series-aware evaluation protocols as an important consideration for future extensions of this work.”</w:t>
+      </w:r>
+    </w:p>
+    <w:p>
+      <w:pPr>
+        <w:pStyle w:val="Heading2"/>
+        <w:numPr>
+          <w:ilvl w:val="1"/>
+          <w:numId w:val="1"/>
+        </w:numPr>
+        <w:rPr/>
+      </w:pPr>
+      <w:r>
+        <w:rPr/>
+        <w:t xml:space="preserve">Comment </w:t>
+      </w:r>
+      <w:r>
+        <w:rPr/>
+        <w:t>3</w:t>
+      </w:r>
+      <w:r>
+        <w:rPr/>
         <w:t xml:space="preserve"> </w:t>
       </w:r>
-      <w:r>
-        <w:rPr>
-          <w:rFonts w:cs="Times New Roman" w:ascii="Times New Roman" w:hAnsi="Times New Roman"/>
-          <w:highlight w:val="yellow"/>
-          <w:lang w:val="en-US"/>
-        </w:rPr>
-        <w:t>The formulation of the problem may appear simplified through the use of a binary classification scheme however, this choice is directly aligned with the central issues of climate change, particularly global temperature increase. In recent years, major environmental institutions and international climate agreements (as discussed in 1. Introduction) have repeatedly emphasized the critical need for countries to limit global warming and prevent the mean temperature rise from exceeding 1.5°C.</w:t>
-      </w:r>
-    </w:p>
-    <w:p>
-      <w:pPr>
-        <w:pStyle w:val="BodyText"/>
-        <w:spacing w:before="0" w:after="0"/>
+    </w:p>
+    <w:p>
+      <w:pPr>
+        <w:pStyle w:val="BodyText"/>
         <w:jc w:val="both"/>
         <w:rPr>
-          <w:rFonts w:ascii="Times New Roman" w:hAnsi="Times New Roman" w:cs="Times New Roman"/>
-          <w:highlight w:val="yellow"/>
-          <w:lang w:val="en-US"/>
-        </w:rPr>
-      </w:pPr>
-      <w:r>
-        <w:rPr>
-          <w:rFonts w:cs="Times New Roman" w:ascii="Times New Roman" w:hAnsi="Times New Roman"/>
-          <w:highlight w:val="yellow"/>
-          <w:lang w:val="en-US"/>
-        </w:rPr>
-        <w:t>Therefore, adopting a binary classification framework is intentional and scientifically meaningful. While a difference of one degree may seem small from a numerical perspective, it represents a substantial and highly consequential threshold for planetary sustainability. In this context, the classification captures a climate</w:t>
-        <w:noBreakHyphen/>
-        <w:t>critical distinction rather than a trivial fluctuation.</w:t>
-      </w:r>
-    </w:p>
-    <w:p>
-      <w:pPr>
-        <w:pStyle w:val="BodyText"/>
-        <w:spacing w:before="0" w:after="0"/>
-        <w:jc w:val="both"/>
-        <w:rPr>
-          <w:rFonts w:ascii="Times New Roman" w:hAnsi="Times New Roman" w:cs="Times New Roman"/>
-          <w:highlight w:val="yellow"/>
-          <w:lang w:val="en-US"/>
-        </w:rPr>
-      </w:pPr>
-      <w:r>
-        <w:rPr>
-          <w:rFonts w:cs="Times New Roman" w:ascii="Times New Roman" w:hAnsi="Times New Roman"/>
-          <w:highlight w:val="yellow"/>
-          <w:lang w:val="en-US"/>
-        </w:rPr>
-      </w:r>
-    </w:p>
-    <w:p>
-      <w:pPr>
-        <w:pStyle w:val="BodyText"/>
-        <w:spacing w:before="0" w:after="0"/>
-        <w:jc w:val="both"/>
-        <w:rPr>
-          <w:rFonts w:ascii="Times New Roman" w:hAnsi="Times New Roman" w:cs="Times New Roman"/>
-          <w:highlight w:val="yellow"/>
-          <w:lang w:val="en-US"/>
-        </w:rPr>
-      </w:pPr>
-      <w:r>
-        <w:rPr>
-          <w:rFonts w:cs="Times New Roman" w:ascii="Times New Roman" w:hAnsi="Times New Roman"/>
-          <w:highlight w:val="yellow"/>
-          <w:lang w:val="en-US"/>
-        </w:rPr>
-      </w:r>
-    </w:p>
-    <w:p>
-      <w:pPr>
-        <w:pStyle w:val="BodyText"/>
-        <w:spacing w:before="0" w:after="0"/>
-        <w:jc w:val="both"/>
-        <w:rPr>
-          <w:lang w:val="en-US"/>
-        </w:rPr>
-      </w:pPr>
-      <w:r>
-        <w:rPr>
-          <w:lang w:val="en-US"/>
-        </w:rPr>
-        <w:t xml:space="preserve">We add after this: </w:t>
-      </w:r>
-    </w:p>
-    <w:p>
-      <w:pPr>
-        <w:pStyle w:val="BodyText"/>
-        <w:jc w:val="both"/>
-        <w:rPr>
-          <w:lang w:val="en-US"/>
-        </w:rPr>
-      </w:pPr>
-      <w:r>
-        <w:rPr>
-          <w:highlight w:val="lightGray"/>
-          <w:lang w:val="en-US"/>
-        </w:rPr>
-        <w:t>The rationale for selecting the initial five-year period was to establish a reference point unaffected by the extreme temperature fluctuations associated with climate change, given that our dataset spans from 1995 to 2025. This approach ensured that the classification was grounded in a stable climatic baseline, thereby enhancing the reliability of subsequent analyses</w:t>
-      </w:r>
-      <w:r>
-        <w:rPr>
-          <w:lang w:val="en-US"/>
-        </w:rPr>
-        <w:t>.</w:t>
-      </w:r>
-    </w:p>
-    <w:p>
-      <w:pPr>
-        <w:pStyle w:val="BodyText"/>
-        <w:spacing w:before="0" w:after="0"/>
-        <w:jc w:val="both"/>
-        <w:rPr>
-          <w:rFonts w:ascii="Times New Roman" w:hAnsi="Times New Roman" w:cs="Times New Roman"/>
-          <w:highlight w:val="yellow"/>
-          <w:lang w:val="en-US"/>
-        </w:rPr>
-      </w:pPr>
-      <w:r>
-        <w:rPr>
-          <w:rFonts w:cs="Times New Roman" w:ascii="Times New Roman" w:hAnsi="Times New Roman"/>
-          <w:highlight w:val="yellow"/>
-          <w:lang w:val="en-US"/>
-        </w:rPr>
-      </w:r>
-    </w:p>
-    <w:p>
-      <w:pPr>
-        <w:pStyle w:val="BodyText"/>
-        <w:spacing w:before="0" w:after="0"/>
-        <w:jc w:val="both"/>
-        <w:rPr>
-          <w:rFonts w:ascii="Times New Roman" w:hAnsi="Times New Roman" w:cs="Times New Roman"/>
-          <w:highlight w:val="yellow"/>
-          <w:lang w:val="en-US"/>
-        </w:rPr>
-      </w:pPr>
-      <w:r>
-        <w:rPr>
-          <w:lang w:val="en-US"/>
-        </w:rPr>
-        <w:t>2</w:t>
-      </w:r>
-      <w:r>
-        <w:rPr>
-          <w:highlight w:val="yellow"/>
-          <w:lang w:val="en-US"/>
-        </w:rPr>
-        <w:t xml:space="preserve">. Finally, we note that </w:t>
-      </w:r>
-      <w:r>
-        <w:rPr>
-          <w:rFonts w:cs="Times New Roman" w:ascii="Times New Roman" w:hAnsi="Times New Roman"/>
-          <w:highlight w:val="yellow"/>
-          <w:lang w:val="en-US"/>
-        </w:rPr>
-        <w:t>regarding temporal leakage, we clarify that the class labels were generated manually using historical temperature data only, and no future information was used at any stage of preprocessing. At the same time, we note in the final part of  (4.Conclusions) the relevant limitations concerning the need for time</w:t>
-        <w:noBreakHyphen/>
-        <w:t>series</w:t>
-        <w:noBreakHyphen/>
-        <w:t xml:space="preserve">aware evaluation strategies. </w:t>
-      </w:r>
-    </w:p>
-    <w:p>
-      <w:pPr>
-        <w:pStyle w:val="BodyText"/>
-        <w:spacing w:before="0" w:after="0"/>
-        <w:rPr>
-          <w:rFonts w:ascii="Times New Roman" w:hAnsi="Times New Roman" w:cs="Times New Roman"/>
-          <w:lang w:val="en-US"/>
-        </w:rPr>
-      </w:pPr>
-      <w:r>
-        <w:rPr>
-          <w:rFonts w:cs="Times New Roman" w:ascii="Times New Roman" w:hAnsi="Times New Roman"/>
-          <w:lang w:val="en-US"/>
-        </w:rPr>
+          <w:lang w:val="en-US"/>
+        </w:rPr>
+      </w:pPr>
+      <w:r>
+        <w:rPr>
+          <w:lang w:val="en-US"/>
+        </w:rPr>
+        <w:t>However, several sections would benefit from additional methodological detail, particularly regarding the validation procedure and the practical implementation of the proposed classification framework. Furthermore, there are a number of grammatical and stylistic issues throughout the manuscript that should be carefully revised. Additional references to recent studies in climate prediction and machine learning would also strengthen the overall presentation of the work.</w:t>
       </w:r>
     </w:p>
     <w:p>
@@ -1352,717 +1479,35 @@
       </w:pPr>
       <w:r>
         <w:rPr/>
+        <w:t xml:space="preserve">Response </w:t>
+      </w:r>
+    </w:p>
+    <w:p>
+      <w:pPr>
+        <w:pStyle w:val="BodyText"/>
+        <w:rPr/>
+      </w:pPr>
+      <w:r>
+        <w:rPr/>
+        <w:t>The grammatical errors have been corrected using the freely available tool of Grammar Check.</w:t>
+      </w:r>
+    </w:p>
+    <w:p>
+      <w:pPr>
+        <w:pStyle w:val="Heading2"/>
+        <w:numPr>
+          <w:ilvl w:val="1"/>
+          <w:numId w:val="1"/>
+        </w:numPr>
+        <w:rPr/>
+      </w:pPr>
+      <w:r>
+        <w:rPr/>
         <w:t xml:space="preserve">Comment </w:t>
       </w:r>
       <w:r>
         <w:rPr/>
-        <w:t>2</w:t>
-      </w:r>
-      <w:r>
-        <w:rPr/>
-        <w:t xml:space="preserve"> </w:t>
-      </w:r>
-    </w:p>
-    <w:p>
-      <w:pPr>
-        <w:pStyle w:val="BodyText"/>
-        <w:jc w:val="both"/>
-        <w:rPr>
-          <w:lang w:val="en-US"/>
-        </w:rPr>
-      </w:pPr>
-      <w:r>
-        <w:rPr>
-          <w:lang w:val="en-US"/>
-        </w:rPr>
-        <w:t> </w:t>
-      </w:r>
-      <w:r>
-        <w:rPr>
-          <w:lang w:val="en-US"/>
-        </w:rPr>
-        <w:t>Overall, the study is properly designed and scientifically credible, with strong experimental organization and meaningful validation procedures. Nevertheless, strengthening the temporal evaluation protocol and expanding the benchmarking against modern climate-AI methods would further improve the methodological rigor and impact of the work. </w:t>
-      </w:r>
-    </w:p>
-    <w:p>
-      <w:pPr>
-        <w:pStyle w:val="Heading2"/>
-        <w:numPr>
-          <w:ilvl w:val="1"/>
-          <w:numId w:val="1"/>
-        </w:numPr>
-        <w:rPr/>
-      </w:pPr>
-      <w:r>
-        <w:rPr/>
-        <w:t>Response</w:t>
-      </w:r>
-    </w:p>
-    <w:p>
-      <w:pPr>
-        <w:pStyle w:val="BodyText"/>
-        <w:rPr/>
-      </w:pPr>
-      <w:r>
-        <w:rPr/>
-      </w:r>
-      <w:r>
-        <w:br w:type="page"/>
-      </w:r>
-    </w:p>
-    <w:p>
-      <w:pPr>
-        <w:pStyle w:val="BodyText"/>
-        <w:spacing w:before="0" w:after="140"/>
-        <w:rPr/>
-      </w:pPr>
-      <w:r>
-        <w:rPr/>
-      </w:r>
-    </w:p>
-    <w:p>
-      <w:pPr>
-        <w:pStyle w:val="BodyText"/>
-        <w:rPr/>
-      </w:pPr>
-      <w:r>
-        <w:rPr/>
-      </w:r>
-    </w:p>
-    <w:p>
-      <w:pPr>
-        <w:pStyle w:val="Heading1"/>
-        <w:numPr>
-          <w:ilvl w:val="0"/>
-          <w:numId w:val="1"/>
-        </w:numPr>
-        <w:rPr/>
-      </w:pPr>
-      <w:r>
-        <w:rPr/>
-        <w:t>Reviewer 3</w:t>
-      </w:r>
-    </w:p>
-    <w:p>
-      <w:pPr>
-        <w:pStyle w:val="Heading2"/>
-        <w:numPr>
-          <w:ilvl w:val="1"/>
-          <w:numId w:val="1"/>
-        </w:numPr>
-        <w:rPr/>
-      </w:pPr>
-      <w:r>
-        <w:rPr/>
-      </w:r>
-    </w:p>
-    <w:p>
-      <w:pPr>
-        <w:pStyle w:val="Heading2"/>
-        <w:numPr>
-          <w:ilvl w:val="1"/>
-          <w:numId w:val="1"/>
-        </w:numPr>
-        <w:rPr/>
-      </w:pPr>
-      <w:r>
-        <w:rPr/>
-        <w:t xml:space="preserve">Comment </w:t>
-      </w:r>
-      <w:r>
-        <w:rPr/>
-        <w:t>1</w:t>
-      </w:r>
-    </w:p>
-    <w:p>
-      <w:pPr>
-        <w:pStyle w:val="BodyText"/>
-        <w:jc w:val="both"/>
-        <w:rPr>
-          <w:lang w:val="en-US"/>
-        </w:rPr>
-      </w:pPr>
-      <w:r>
-        <w:rPr>
-          <w:lang w:val="en-US"/>
-        </w:rPr>
-        <w:t>Nevertheless, several aspects require further clarification. The manuscript should provide stronger evidence that the reported performance is robust and not influenced by characteristics of the validation procedure. In addition, some conclusions should be presented more cautiously and more closely linked to the experimental evidence provided in the study.</w:t>
-      </w:r>
-    </w:p>
-    <w:p>
-      <w:pPr>
-        <w:pStyle w:val="Heading2"/>
-        <w:numPr>
-          <w:ilvl w:val="1"/>
-          <w:numId w:val="1"/>
-        </w:numPr>
-        <w:rPr/>
-      </w:pPr>
-      <w:r>
-        <w:rPr/>
-        <w:t>Response</w:t>
-      </w:r>
-    </w:p>
-    <w:p>
-      <w:pPr>
-        <w:pStyle w:val="Heading2"/>
-        <w:numPr>
-          <w:ilvl w:val="1"/>
-          <w:numId w:val="1"/>
-        </w:numPr>
-        <w:rPr/>
-      </w:pPr>
-      <w:r>
-        <w:rPr/>
-        <w:t xml:space="preserve">Comment </w:t>
-      </w:r>
-      <w:r>
-        <w:rPr/>
-        <w:t>2</w:t>
-      </w:r>
-      <w:r>
-        <w:rPr/>
-        <w:t xml:space="preserve"> </w:t>
-      </w:r>
-    </w:p>
-    <w:p>
-      <w:pPr>
-        <w:pStyle w:val="BodyText"/>
-        <w:jc w:val="both"/>
-        <w:rPr>
-          <w:lang w:val="en-US"/>
-        </w:rPr>
-      </w:pPr>
-      <w:r>
-        <w:rPr>
-          <w:lang w:val="en-US"/>
-        </w:rPr>
-        <w:t>However, the connection between the climate-change motivation and the specific temperature-classification framework could be strengthened further. In particular, a more detailed discussion of previous climate prediction and climate classification studies would help position the proposed methodology within the existing literature. Additionally, the rationale linking the selected temperature classes to climate-change assessment could be explained more clearly.</w:t>
-      </w:r>
-    </w:p>
-    <w:p>
-      <w:pPr>
-        <w:pStyle w:val="Heading2"/>
-        <w:numPr>
-          <w:ilvl w:val="1"/>
-          <w:numId w:val="1"/>
-        </w:numPr>
-        <w:rPr/>
-      </w:pPr>
-      <w:r>
-        <w:rPr/>
-        <w:t xml:space="preserve">Response </w:t>
-      </w:r>
-    </w:p>
-    <w:p>
-      <w:pPr>
-        <w:pStyle w:val="BodyText"/>
-        <w:rPr>
-          <w:b/>
-        </w:rPr>
-      </w:pPr>
-      <w:r>
-        <w:rPr>
-          <w:b/>
-        </w:rPr>
-        <w:t>1 Introduction</w:t>
-      </w:r>
-    </w:p>
-    <w:p>
-      <w:pPr>
-        <w:pStyle w:val="BodyText"/>
-        <w:spacing w:before="0" w:after="0"/>
-        <w:jc w:val="both"/>
-        <w:rPr>
-          <w:lang w:val="en-US"/>
-        </w:rPr>
-      </w:pPr>
-      <w:bookmarkStart w:id="0" w:name="_Hlk232182456"/>
-      <w:r>
-        <w:rPr>
-          <w:lang w:val="en-US"/>
-        </w:rPr>
-        <w:t>We add after this</w:t>
-      </w:r>
-      <w:bookmarkEnd w:id="0"/>
-      <w:r>
-        <w:rPr>
-          <w:lang w:val="en-US"/>
-        </w:rPr>
-        <w:t xml:space="preserve">: </w:t>
-      </w:r>
-    </w:p>
-    <w:p>
-      <w:pPr>
-        <w:pStyle w:val="BodyText"/>
-        <w:jc w:val="both"/>
-        <w:rPr>
-          <w:lang w:val="en-US"/>
-        </w:rPr>
-      </w:pPr>
-      <w:r>
-        <w:rPr>
-          <w:highlight w:val="lightGray"/>
-          <w:lang w:val="en-US"/>
-        </w:rPr>
-        <w:t>The Grammatical Evolution procedure has been used successfully in a series of practical problems, such as data fitting problems [34, 35], issues appeared in economic problems [36], issues regarding network security [37], problems regarding the quality of water[38], medicine problems[39], evolutionary computation [40], problems that appear in data centers[41], solution of trigonometric problems[42], automatic composition of music [43], construction of the architecture of neural networks [44, 45], production of numerical constants [46], playing video games[47, 48], energy problems[49], combinatorial optimization[50], cryptography problems[51], construction of decision trees[52], electronic problems[53] etc.</w:t>
-      </w:r>
-      <w:r>
-        <w:rPr>
-          <w:lang w:val="en-US"/>
-        </w:rPr>
-        <w:t xml:space="preserve"> </w:t>
-      </w:r>
-    </w:p>
-    <w:p>
-      <w:pPr>
-        <w:pStyle w:val="BodyText"/>
-        <w:rPr>
-          <w:lang w:val="en-US"/>
-        </w:rPr>
-      </w:pPr>
-      <w:r>
-        <w:rPr>
-          <w:highlight w:val="yellow"/>
-          <w:lang w:val="en-US"/>
-        </w:rPr>
-        <w:t>The motivation for this research stems from the well</w:t>
-        <w:noBreakHyphen/>
-        <w:t>established fact that climate change affects the sustainability of our planet through its harmful impacts and the intensification of natural</w:t>
-        <w:noBreakHyphen/>
-        <w:t>disaster phenomena, as discussed in the studies referenced above and Table 1. Beyond this, our objective was twofold: first, to examine the progression of climate change through direct statistical analysis, and second, to assess the current stage relative to internationally established climate targets and present our findings accordingly</w:t>
-      </w:r>
-      <w:r>
-        <w:rPr>
-          <w:lang w:val="en-US"/>
-        </w:rPr>
-        <w:t>.</w:t>
-      </w:r>
-    </w:p>
-    <w:p>
-      <w:pPr>
-        <w:pStyle w:val="BodyText"/>
-        <w:spacing w:before="0" w:after="0"/>
-        <w:jc w:val="both"/>
-        <w:rPr>
-          <w:rFonts w:ascii="Times New Roman" w:hAnsi="Times New Roman" w:cs="Times New Roman"/>
-          <w:lang w:val="en-US"/>
-        </w:rPr>
-      </w:pPr>
-      <w:r>
-        <w:rPr>
-          <w:rFonts w:cs="Times New Roman" w:ascii="Times New Roman" w:hAnsi="Times New Roman"/>
-          <w:highlight w:val="yellow"/>
-          <w:lang w:val="en-US"/>
-        </w:rPr>
-        <w:t>The most effective and comprehensible way to achieve this was to begin with a separate statistical analysis for each region of interest, which formed the basis for defining the two temperature</w:t>
-        <w:noBreakHyphen/>
-        <w:t>increase classes. The definition of these two classes serves a dual purpose: on the one hand, it balances the dataset (Table 4), and on the other, it aligns with the climate thresholds set by international environmental institutions</w:t>
-      </w:r>
-    </w:p>
-    <w:p>
-      <w:pPr>
-        <w:pStyle w:val="Heading2"/>
-        <w:numPr>
-          <w:ilvl w:val="1"/>
-          <w:numId w:val="1"/>
-        </w:numPr>
-        <w:rPr/>
-      </w:pPr>
-      <w:r>
-        <w:rPr/>
-        <w:t xml:space="preserve">Comment </w:t>
-      </w:r>
-      <w:r>
-        <w:rPr/>
-        <w:t>3</w:t>
-      </w:r>
-      <w:r>
-        <w:rPr/>
-        <w:t xml:space="preserve"> </w:t>
-      </w:r>
-    </w:p>
-    <w:p>
-      <w:pPr>
-        <w:pStyle w:val="BodyText"/>
-        <w:jc w:val="both"/>
-        <w:rPr>
-          <w:lang w:val="en-US"/>
-        </w:rPr>
-      </w:pPr>
-      <w:r>
-        <w:rPr>
-          <w:lang w:val="en-US"/>
-        </w:rPr>
-        <w:t>The manuscript provides extensive quantitative results, including classification errors, precision-recall analysis, ROC curves, and statistical comparisons. These analyses are valuable and contribute positively to the study.</w:t>
-      </w:r>
-    </w:p>
-    <w:p>
-      <w:pPr>
-        <w:pStyle w:val="Heading2"/>
-        <w:numPr>
-          <w:ilvl w:val="1"/>
-          <w:numId w:val="1"/>
-        </w:numPr>
-        <w:rPr/>
-      </w:pPr>
-      <w:r>
-        <w:rPr/>
-        <w:t xml:space="preserve">Response </w:t>
-      </w:r>
-    </w:p>
-    <w:p>
-      <w:pPr>
-        <w:pStyle w:val="Heading2"/>
-        <w:numPr>
-          <w:ilvl w:val="1"/>
-          <w:numId w:val="1"/>
-        </w:numPr>
-        <w:rPr/>
-      </w:pPr>
-      <w:r>
-        <w:rPr/>
-        <w:t xml:space="preserve">Comment </w:t>
-      </w:r>
-      <w:r>
-        <w:rPr/>
         <w:t>4</w:t>
-      </w:r>
-      <w:r>
-        <w:rPr/>
-        <w:t xml:space="preserve"> </w:t>
-      </w:r>
-    </w:p>
-    <w:p>
-      <w:pPr>
-        <w:pStyle w:val="BodyText"/>
-        <w:jc w:val="both"/>
-        <w:rPr>
-          <w:lang w:val="en-US"/>
-        </w:rPr>
-      </w:pPr>
-      <w:r>
-        <w:rPr>
-          <w:lang w:val="en-US"/>
-        </w:rPr>
-        <w:t>Nevertheless, additional clarification regarding the validation strategy is required. Since the dataset consists of time-dependent climate observations, it is important to explain whether the evaluation procedure preserves the temporal structure of the data. The authors should discuss the potential impact of temporal dependencies on the reported performance and provide additional justification for the chosen validation methodology.</w:t>
-      </w:r>
-    </w:p>
-    <w:p>
-      <w:pPr>
-        <w:pStyle w:val="Heading2"/>
-        <w:numPr>
-          <w:ilvl w:val="1"/>
-          <w:numId w:val="1"/>
-        </w:numPr>
-        <w:rPr/>
-      </w:pPr>
-      <w:r>
-        <w:rPr/>
-        <w:t xml:space="preserve">Response </w:t>
-      </w:r>
-    </w:p>
-    <w:p>
-      <w:pPr>
-        <w:pStyle w:val="BodyText"/>
-        <w:rPr>
-          <w:b/>
-          <w:lang w:val="en-US"/>
-        </w:rPr>
-      </w:pPr>
-      <w:r>
-        <w:rPr>
-          <w:b/>
-          <w:lang w:val="en-US"/>
-        </w:rPr>
-        <w:t>3 Results</w:t>
-      </w:r>
-    </w:p>
-    <w:p>
-      <w:pPr>
-        <w:pStyle w:val="BodyText"/>
-        <w:rPr>
-          <w:lang w:val="en-US"/>
-        </w:rPr>
-      </w:pPr>
-      <w:r>
-        <w:rPr>
-          <w:lang w:val="en-US"/>
-        </w:rPr>
-        <w:t>We add after this:</w:t>
-      </w:r>
-    </w:p>
-    <w:p>
-      <w:pPr>
-        <w:pStyle w:val="BodyText"/>
-        <w:jc w:val="both"/>
-        <w:rPr>
-          <w:lang w:val="en-US"/>
-        </w:rPr>
-      </w:pPr>
-      <w:r>
-        <w:rPr>
-          <w:highlight w:val="lightGray"/>
-          <w:lang w:val="en-US"/>
-        </w:rPr>
-        <w:t>The experimental results were validated using the ten - fold cross validation procedure and all the experiments were executed on a</w:t>
-      </w:r>
-      <w:bookmarkStart w:id="1" w:name="_GoBack"/>
-      <w:bookmarkEnd w:id="1"/>
-      <w:r>
-        <w:rPr>
-          <w:highlight w:val="lightGray"/>
-          <w:lang w:val="en-US"/>
-        </w:rPr>
-        <w:t xml:space="preserve"> Debian Linux machine with 128GB of ram. The values for the experimental parameters are outlined in Table 5.</w:t>
-      </w:r>
-    </w:p>
-    <w:p>
-      <w:pPr>
-        <w:pStyle w:val="BodyText"/>
-        <w:rPr>
-          <w:b/>
-          <w:lang w:val="en-US"/>
-        </w:rPr>
-      </w:pPr>
-      <w:r>
-        <w:rPr>
-          <w:b/>
-          <w:lang w:val="en-US"/>
-        </w:rPr>
-      </w:r>
-    </w:p>
-    <w:p>
-      <w:pPr>
-        <w:pStyle w:val="BodyText"/>
-        <w:rPr>
-          <w:lang w:val="en-US"/>
-        </w:rPr>
-      </w:pPr>
-      <w:r>
-        <w:rPr>
-          <w:lang w:val="en-US"/>
-        </w:rPr>
-        <w:t>(</w:t>
-      </w:r>
-      <w:r>
-        <w:rPr>
-          <w:highlight w:val="yellow"/>
-          <w:lang w:val="en-US"/>
-        </w:rPr>
-        <w:t>At this point, before proceeding to the detailed description, we outline clarifications concerning the validation strategy of the results</w:t>
-      </w:r>
-      <w:r>
-        <w:rPr>
-          <w:lang w:val="en-US"/>
-        </w:rPr>
-        <w:t xml:space="preserve">)  </w:t>
-      </w:r>
-      <w:r>
-        <w:rPr>
-          <w:u w:val="single"/>
-        </w:rPr>
-        <w:t>Συνδετική</w:t>
-      </w:r>
-      <w:r>
-        <w:rPr>
-          <w:u w:val="single"/>
-          <w:lang w:val="en-US"/>
-        </w:rPr>
-        <w:t xml:space="preserve"> </w:t>
-      </w:r>
-      <w:r>
-        <w:rPr>
-          <w:u w:val="single"/>
-        </w:rPr>
-        <w:t>πρόταση</w:t>
-      </w:r>
-      <w:r>
-        <w:rPr>
-          <w:u w:val="single"/>
-          <w:lang w:val="en-US"/>
-        </w:rPr>
-        <w:t xml:space="preserve"> </w:t>
-      </w:r>
-      <w:r>
-        <w:rPr>
-          <w:u w:val="single"/>
-        </w:rPr>
-        <w:t>για</w:t>
-      </w:r>
-      <w:r>
-        <w:rPr>
-          <w:u w:val="single"/>
-          <w:lang w:val="en-US"/>
-        </w:rPr>
-        <w:t xml:space="preserve"> </w:t>
-      </w:r>
-      <w:r>
-        <w:rPr>
-          <w:u w:val="single"/>
-        </w:rPr>
-        <w:t>να</w:t>
-      </w:r>
-      <w:r>
-        <w:rPr>
-          <w:u w:val="single"/>
-          <w:lang w:val="en-US"/>
-        </w:rPr>
-        <w:t xml:space="preserve"> </w:t>
-      </w:r>
-      <w:r>
-        <w:rPr>
-          <w:u w:val="single"/>
-        </w:rPr>
-        <w:t>έχει</w:t>
-      </w:r>
-      <w:r>
-        <w:rPr>
-          <w:u w:val="single"/>
-          <w:lang w:val="en-US"/>
-        </w:rPr>
-        <w:t xml:space="preserve"> </w:t>
-      </w:r>
-      <w:r>
-        <w:rPr>
-          <w:u w:val="single"/>
-        </w:rPr>
-        <w:t>σωστή</w:t>
-      </w:r>
-      <w:r>
-        <w:rPr>
-          <w:u w:val="single"/>
-          <w:lang w:val="en-US"/>
-        </w:rPr>
-        <w:t xml:space="preserve"> </w:t>
-      </w:r>
-      <w:r>
-        <w:rPr>
-          <w:u w:val="single"/>
-        </w:rPr>
-        <w:t>δομή</w:t>
-      </w:r>
-    </w:p>
-    <w:p>
-      <w:pPr>
-        <w:pStyle w:val="BodyText"/>
-        <w:spacing w:before="0" w:after="0"/>
-        <w:jc w:val="both"/>
-        <w:rPr>
-          <w:rFonts w:ascii="Times New Roman" w:hAnsi="Times New Roman" w:cs="Times New Roman"/>
-          <w:highlight w:val="yellow"/>
-          <w:lang w:val="en-US"/>
-        </w:rPr>
-      </w:pPr>
-      <w:r>
-        <w:rPr>
-          <w:rFonts w:cs="Times New Roman" w:ascii="Times New Roman" w:hAnsi="Times New Roman"/>
-          <w:highlight w:val="yellow"/>
-          <w:lang w:val="en-US"/>
-        </w:rPr>
-        <w:t xml:space="preserve"> </w:t>
-      </w:r>
-      <w:r>
-        <w:rPr>
-          <w:rFonts w:cs="Times New Roman" w:ascii="Times New Roman" w:hAnsi="Times New Roman"/>
-          <w:highlight w:val="yellow"/>
-          <w:lang w:val="en-US"/>
-        </w:rPr>
-        <w:t>The validation process begins with the use of historical, day by day climate observations from 1995 to 2025. Each time step corresponds to a single day, and the class label (0 or 1) was assigned solely on the basis of each day’s mean temperature. This ensures that the class procedure relies strictly on past information, and therefore no temporal leakage occurs during preprocessing.</w:t>
-      </w:r>
-    </w:p>
-    <w:p>
-      <w:pPr>
-        <w:pStyle w:val="BodyText"/>
-        <w:spacing w:before="0" w:after="0"/>
-        <w:jc w:val="both"/>
-        <w:rPr>
-          <w:rFonts w:ascii="Times New Roman" w:hAnsi="Times New Roman" w:cs="Times New Roman"/>
-          <w:lang w:val="en-US"/>
-        </w:rPr>
-      </w:pPr>
-      <w:r>
-        <w:rPr>
-          <w:rFonts w:cs="Times New Roman" w:ascii="Times New Roman" w:hAnsi="Times New Roman"/>
-          <w:highlight w:val="yellow"/>
-          <w:lang w:val="en-US"/>
-        </w:rPr>
-        <w:t>Subsequently, the defined classes were validated using machine</w:t>
-        <w:noBreakHyphen/>
-        <w:t>learning algorithms and the GENCLASS evolutionary framework. Nevertheless, as also noted in Section 4 (Conclusions), we acknowledge that random cross validation does not explicitly preserve temporal ordering and may introduce limitations when dealing with ‘time’ dependent climate data. For this reason, we explicitly highlight the need for time</w:t>
-        <w:noBreakHyphen/>
-        <w:t>series</w:t>
-        <w:noBreakHyphen/>
-        <w:t>aware evaluation protocols as an important consideration for future extensions of this work.</w:t>
-      </w:r>
-    </w:p>
-    <w:p>
-      <w:pPr>
-        <w:pStyle w:val="Heading2"/>
-        <w:numPr>
-          <w:ilvl w:val="1"/>
-          <w:numId w:val="1"/>
-        </w:numPr>
-        <w:rPr/>
-      </w:pPr>
-      <w:r>
-        <w:rPr/>
-        <w:t xml:space="preserve">Comment </w:t>
-      </w:r>
-      <w:r>
-        <w:rPr/>
-        <w:t>5</w:t>
-      </w:r>
-      <w:r>
-        <w:rPr/>
-        <w:t xml:space="preserve"> </w:t>
-      </w:r>
-    </w:p>
-    <w:p>
-      <w:pPr>
-        <w:pStyle w:val="BodyText"/>
-        <w:jc w:val="both"/>
-        <w:rPr>
-          <w:lang w:val="en-US"/>
-        </w:rPr>
-      </w:pPr>
-      <w:r>
-        <w:rPr>
-          <w:lang w:val="en-US"/>
-        </w:rPr>
-        <w:t>However, several sections would benefit from additional methodological detail, particularly regarding the validation procedure and the practical implementation of the proposed classification framework. Furthermore, there are a number of grammatical and stylistic issues throughout the manuscript that should be carefully revised. Additional references to recent studies in climate prediction and machine learning would also strengthen the overall presentation of the work.</w:t>
-      </w:r>
-    </w:p>
-    <w:p>
-      <w:pPr>
-        <w:pStyle w:val="Heading2"/>
-        <w:numPr>
-          <w:ilvl w:val="1"/>
-          <w:numId w:val="1"/>
-        </w:numPr>
-        <w:rPr/>
-      </w:pPr>
-      <w:r>
-        <w:rPr/>
-        <w:t xml:space="preserve">Response </w:t>
-      </w:r>
-    </w:p>
-    <w:p>
-      <w:pPr>
-        <w:pStyle w:val="Heading2"/>
-        <w:numPr>
-          <w:ilvl w:val="1"/>
-          <w:numId w:val="1"/>
-        </w:numPr>
-        <w:rPr/>
-      </w:pPr>
-      <w:r>
-        <w:rPr/>
-        <w:t xml:space="preserve">Comment </w:t>
-      </w:r>
-      <w:r>
-        <w:rPr/>
-        <w:t>6</w:t>
       </w:r>
     </w:p>
     <w:p>
@@ -2942,8 +2387,8 @@
     </w:rPr>
   </w:style>
   <w:style w:type="paragraph" w:styleId="Heading1">
-    <w:name w:val="Heading 1"/>
-    <w:basedOn w:val="Style14"/>
+    <w:name w:val="heading 1"/>
+    <w:basedOn w:val="user2"/>
     <w:next w:val="BodyText"/>
     <w:uiPriority w:val="9"/>
     <w:qFormat/>
@@ -2962,8 +2407,8 @@
     </w:rPr>
   </w:style>
   <w:style w:type="paragraph" w:styleId="Heading2">
-    <w:name w:val="Heading 2"/>
-    <w:basedOn w:val="Style14"/>
+    <w:name w:val="heading 2"/>
+    <w:basedOn w:val="user2"/>
     <w:next w:val="BodyText"/>
     <w:uiPriority w:val="9"/>
     <w:unhideWhenUsed/>
@@ -2991,15 +2436,15 @@
     <w:qFormat/>
     <w:rPr/>
   </w:style>
-  <w:style w:type="character" w:styleId="Style12" w:customStyle="1">
-    <w:name w:val="Κουκκίδες"/>
+  <w:style w:type="character" w:styleId="user" w:customStyle="1">
+    <w:name w:val="Κουκκίδες (user)"/>
     <w:qFormat/>
     <w:rPr>
       <w:rFonts w:ascii="OpenSymbol" w:hAnsi="OpenSymbol" w:eastAsia="OpenSymbol" w:cs="OpenSymbol"/>
     </w:rPr>
   </w:style>
-  <w:style w:type="character" w:styleId="Style13" w:customStyle="1">
-    <w:name w:val="Χαρακτήρες αρίθμησης"/>
+  <w:style w:type="character" w:styleId="user1" w:customStyle="1">
+    <w:name w:val="Χαρακτήρες αρίθμησης (user)"/>
     <w:qFormat/>
     <w:rPr/>
   </w:style>
@@ -3021,7 +2466,7 @@
     <w:rsid w:val="00205502"/>
     <w:rPr/>
   </w:style>
-  <w:style w:type="paragraph" w:styleId="Style14" w:customStyle="1">
+  <w:style w:type="paragraph" w:styleId="Style12">
     <w:name w:val="Επικεφαλίδα"/>
     <w:basedOn w:val="Normal"/>
     <w:next w:val="BodyText"/>
@@ -3031,7 +2476,7 @@
       <w:spacing w:before="240" w:after="120"/>
     </w:pPr>
     <w:rPr>
-      <w:rFonts w:ascii="Liberation Sans" w:hAnsi="Liberation Sans"/>
+      <w:rFonts w:ascii="Liberation Sans" w:hAnsi="Liberation Sans" w:eastAsia="WenQuanYi Micro Hei" w:cs="FreeSans"/>
       <w:sz w:val="28"/>
       <w:szCs w:val="28"/>
     </w:rPr>
@@ -3051,7 +2496,7 @@
     <w:rPr/>
   </w:style>
   <w:style w:type="paragraph" w:styleId="Caption">
-    <w:name w:val="Caption"/>
+    <w:name w:val="caption"/>
     <w:basedOn w:val="Normal"/>
     <w:qFormat/>
     <w:pPr>
@@ -3063,8 +2508,34 @@
       <w:iCs/>
     </w:rPr>
   </w:style>
-  <w:style w:type="paragraph" w:styleId="Style15" w:customStyle="1">
+  <w:style w:type="paragraph" w:styleId="Style13">
     <w:name w:val="Ευρετήριο"/>
+    <w:basedOn w:val="Normal"/>
+    <w:qFormat/>
+    <w:pPr>
+      <w:suppressLineNumbers/>
+    </w:pPr>
+    <w:rPr>
+      <w:rFonts w:cs="FreeSans"/>
+    </w:rPr>
+  </w:style>
+  <w:style w:type="paragraph" w:styleId="user2" w:customStyle="1">
+    <w:name w:val="Επικεφαλίδα (user)"/>
+    <w:basedOn w:val="Normal"/>
+    <w:next w:val="BodyText"/>
+    <w:qFormat/>
+    <w:pPr>
+      <w:keepNext w:val="true"/>
+      <w:spacing w:before="240" w:after="120"/>
+    </w:pPr>
+    <w:rPr>
+      <w:rFonts w:ascii="Liberation Sans" w:hAnsi="Liberation Sans"/>
+      <w:sz w:val="28"/>
+      <w:szCs w:val="28"/>
+    </w:rPr>
+  </w:style>
+  <w:style w:type="paragraph" w:styleId="user3" w:customStyle="1">
+    <w:name w:val="Ευρετήριο (user)"/>
     <w:basedOn w:val="Normal"/>
     <w:qFormat/>
     <w:pPr>
@@ -3072,8 +2543,8 @@
     </w:pPr>
     <w:rPr/>
   </w:style>
-  <w:style w:type="numbering" w:styleId="Style16" w:default="1">
-    <w:name w:val="Χωρίς κατάλογο"/>
+  <w:style w:type="numbering" w:styleId="user4" w:default="1">
+    <w:name w:val="Χωρίς κατάλογο (user)"/>
     <w:uiPriority w:val="99"/>
     <w:semiHidden/>
     <w:unhideWhenUsed/>
